--- a/curriculum/reveal-documents/shared/teacher/manipulatives-by-lesson.docx
+++ b/curriculum/reveal-documents/shared/teacher/manipulatives-by-lesson.docx
@@ -12,7 +12,7 @@
     </w:p>
     <w:p>
       <w:pPr>
-        <w:spacing w:after="120"/>
+        <w:spacing w:after="0"/>
       </w:pPr>
       <w:r>
         <w:t xml:space="preserve">Hands-on and virtual manipulatives matched to each lesson in the Updated Reveal Math slide decks. Each pairing targets the lesson’s core concept — the manipulative builds the idea the slides then formalize, so it belongs in the Explore/Warm-Up portion, before the worked examples.</w:t>
@@ -20,7 +20,7 @@
     </w:p>
     <w:p>
       <w:pPr>
-        <w:spacing w:after="120"/>
+        <w:spacing w:after="0"/>
       </w:pPr>
       <w:r>
         <w:t xml:space="preserve">Virtual alternatives: when physical sets are short, Polypad (polypad.amplify.com), Didax Virtual Manipulatives (didax.com/math/virtual-manipulatives.html), and Toy Theater (toytheater.com/category/teacher-tools/virtual-manipulatives) have free browser versions of nearly everything below — algebra tiles, fraction bars, pattern blocks, geoboards, number lines, and base-ten blocks — usable on student devices with no login.</w:t>
@@ -36,7 +36,7 @@
     </w:p>
     <w:p>
       <w:pPr>
-        <w:spacing w:after="120"/>
+        <w:spacing w:after="0"/>
       </w:pPr>
       <w:r>
         <w:t xml:space="preserve">Fourteen items cover all 54 lessons. Ordered roughly by how many lessons each one serves.</w:t>
@@ -6828,7 +6828,7 @@
     </w:tbl>
     <w:sectPr>
       <w:pgSz w:w="12240" w:h="15840" w:orient="portrait"/>
-      <w:pgMar w:top="1080" w:right="1440" w:bottom="1080" w:left="1440" w:header="708" w:footer="708" w:gutter="0"/>
+      <w:pgMar w:top="504" w:right="720" w:bottom="504" w:left="720" w:header="708" w:footer="708" w:gutter="0"/>
       <w:pgNumType/>
       <w:docGrid w:linePitch="360"/>
     </w:sectPr>

--- a/curriculum/reveal-documents/shared/teacher/manipulatives-by-lesson.docx
+++ b/curriculum/reveal-documents/shared/teacher/manipulatives-by-lesson.docx
@@ -1897,7 +1897,7 @@
                 <w:b/>
                 <w:bCs/>
               </w:rPr>
-              <w:t xml:space="preserve">2-6 Describe Data Using the Median (Session 2)</w:t>
+              <w:t xml:space="preserve">2-6 Median and Outliers / Comparing Distributions</w:t>
             </w:r>
           </w:p>
         </w:tc>
@@ -7032,26 +7032,22 @@
     </w:rPr>
   </w:style>
   <w:style w:type="paragraph" w:styleId="Heading1">
-    <w:name w:val="Heading 1"/>
+    <w:name w:val="heading 1"/>
     <w:basedOn w:val="Normal"/>
-    <w:next w:val="Normal"/>
-    <w:qFormat/>
-    <w:rPr>
-      <w:color w:val="2E74B5"/>
-      <w:sz w:val="32"/>
-      <w:szCs w:val="32"/>
-    </w:rPr>
+    <w:pPr>
+      <w:outlineLvl w:val="0"/>
+      <w:keepNext w:val="0"/>
+      <w:keepLines w:val="0"/>
+    </w:pPr>
   </w:style>
   <w:style w:type="paragraph" w:styleId="Heading2">
-    <w:name w:val="Heading 2"/>
+    <w:name w:val="heading 2"/>
     <w:basedOn w:val="Normal"/>
-    <w:next w:val="Normal"/>
-    <w:qFormat/>
-    <w:rPr>
-      <w:color w:val="2E74B5"/>
-      <w:sz w:val="26"/>
-      <w:szCs w:val="26"/>
-    </w:rPr>
+    <w:pPr>
+      <w:outlineLvl w:val="1"/>
+      <w:keepNext w:val="0"/>
+      <w:keepLines w:val="0"/>
+    </w:pPr>
   </w:style>
   <w:style w:type="paragraph" w:styleId="Heading3">
     <w:name w:val="Heading 3"/>
